--- a/Module One CS330.docx
+++ b/Module One CS330.docx
@@ -27,30 +27,8 @@
         <w:rPr>
           <w:rFonts w:ascii="Times New Roman" w:hAnsi="Times New Roman" w:cs="Times New Roman"/>
         </w:rPr>
-        <w:t>4/27/2025</w:t>
+        <w:t>3/8/2026</w:t>
       </w:r>
-    </w:p>
-    <w:p>
-      <w:pPr>
-        <w:spacing w:line="480" w:lineRule="auto"/>
-        <w:rPr>
-          <w:rFonts w:ascii="Times New Roman" w:hAnsi="Times New Roman" w:cs="Times New Roman"/>
-        </w:rPr>
-      </w:pPr>
-      <w:r>
-        <w:rPr>
-          <w:rFonts w:ascii="Times New Roman" w:hAnsi="Times New Roman" w:cs="Times New Roman"/>
-        </w:rPr>
-        <w:t xml:space="preserve">Philip </w:t>
-      </w:r>
-      <w:proofErr w:type="spellStart"/>
-      <w:r>
-        <w:rPr>
-          <w:rFonts w:ascii="Times New Roman" w:hAnsi="Times New Roman" w:cs="Times New Roman"/>
-        </w:rPr>
-        <w:t>Enkema</w:t>
-      </w:r>
-      <w:proofErr w:type="spellEnd"/>
     </w:p>
     <w:p>
       <w:pPr>
@@ -83,41 +61,25 @@
         <w:rPr>
           <w:rFonts w:ascii="Times New Roman" w:hAnsi="Times New Roman" w:cs="Times New Roman"/>
         </w:rPr>
-        <w:t xml:space="preserve">Overall, the project was set up well </w:t>
+        <w:t xml:space="preserve">Overall, the project was set up well enough that I could easily navigate to the parts I needed. I am using Visual Studio on my desktop instead of the virtual lab. So </w:t>
       </w:r>
-      <w:proofErr w:type="gramStart"/>
       <w:r>
         <w:rPr>
           <w:rFonts w:ascii="Times New Roman" w:hAnsi="Times New Roman" w:cs="Times New Roman"/>
         </w:rPr>
-        <w:t>enough</w:t>
-      </w:r>
-      <w:proofErr w:type="gramEnd"/>
-      <w:r>
-        <w:rPr>
-          <w:rFonts w:ascii="Times New Roman" w:hAnsi="Times New Roman" w:cs="Times New Roman"/>
-        </w:rPr>
-        <w:t xml:space="preserve"> that I could easily navigate to the parts I needed. I am using Visual Studio on my desktop instead of the virtual lab. So </w:t>
-      </w:r>
-      <w:proofErr w:type="gramStart"/>
-      <w:r>
-        <w:rPr>
-          <w:rFonts w:ascii="Times New Roman" w:hAnsi="Times New Roman" w:cs="Times New Roman"/>
-        </w:rPr>
-        <w:t>far</w:t>
-      </w:r>
-      <w:proofErr w:type="gramEnd"/>
-      <w:r>
-        <w:rPr>
-          <w:rFonts w:ascii="Times New Roman" w:hAnsi="Times New Roman" w:cs="Times New Roman"/>
-        </w:rPr>
-        <w:t xml:space="preserve"> I’ve been able to run everything on my PC</w:t>
+        <w:t>far I’ve been able to run everything on my PC</w:t>
       </w:r>
       <w:r>
         <w:rPr>
           <w:rFonts w:ascii="Times New Roman" w:hAnsi="Times New Roman" w:cs="Times New Roman"/>
         </w:rPr>
         <w:t xml:space="preserve">, but I’ll be watching for issues in future modules. </w:t>
+      </w:r>
+      <w:r>
+        <w:rPr>
+          <w:rFonts w:ascii="Times New Roman" w:hAnsi="Times New Roman" w:cs="Times New Roman"/>
+        </w:rPr>
+        <w:t xml:space="preserve">The only adjustment I needed to make was downloading the debugging tools for VS 2022(I was on the 2026 version). </w:t>
       </w:r>
       <w:r>
         <w:rPr>
@@ -146,14 +108,11 @@
     </w:p>
     <w:p>
       <w:r>
-        <w:rPr>
-          <w:noProof/>
-        </w:rPr>
         <w:drawing>
-          <wp:inline distT="0" distB="0" distL="0" distR="0" wp14:anchorId="69E62A89" wp14:editId="244B7811">
-            <wp:extent cx="5929630" cy="4186555"/>
-            <wp:effectExtent l="0" t="0" r="0" b="4445"/>
-            <wp:docPr id="234193069" name="Picture 1"/>
+          <wp:inline distT="0" distB="0" distL="0" distR="0" wp14:anchorId="63492EC2" wp14:editId="370A10B0">
+            <wp:extent cx="4791075" cy="3071813"/>
+            <wp:effectExtent l="0" t="0" r="0" b="0"/>
+            <wp:docPr id="1252747302" name="Picture 1"/>
             <wp:cNvGraphicFramePr>
               <a:graphicFrameLocks xmlns:a="http://schemas.openxmlformats.org/drawingml/2006/main" noChangeAspect="1"/>
             </wp:cNvGraphicFramePr>
@@ -161,36 +120,23 @@
               <a:graphicData uri="http://schemas.openxmlformats.org/drawingml/2006/picture">
                 <pic:pic xmlns:pic="http://schemas.openxmlformats.org/drawingml/2006/picture">
                   <pic:nvPicPr>
-                    <pic:cNvPr id="0" name="Picture 1"/>
-                    <pic:cNvPicPr>
-                      <a:picLocks noChangeAspect="1" noChangeArrowheads="1"/>
-                    </pic:cNvPicPr>
+                    <pic:cNvPr id="1252747302" name=""/>
+                    <pic:cNvPicPr/>
                   </pic:nvPicPr>
                   <pic:blipFill>
-                    <a:blip r:embed="rId5" cstate="print">
-                      <a:extLst>
-                        <a:ext uri="{28A0092B-C50C-407E-A947-70E740481C1C}">
-                          <a14:useLocalDpi xmlns:a14="http://schemas.microsoft.com/office/drawing/2010/main" val="0"/>
-                        </a:ext>
-                      </a:extLst>
-                    </a:blip>
-                    <a:srcRect/>
+                    <a:blip r:embed="rId5"/>
                     <a:stretch>
                       <a:fillRect/>
                     </a:stretch>
                   </pic:blipFill>
-                  <pic:spPr bwMode="auto">
+                  <pic:spPr>
                     <a:xfrm>
                       <a:off x="0" y="0"/>
-                      <a:ext cx="5929630" cy="4186555"/>
+                      <a:ext cx="4808247" cy="3082823"/>
                     </a:xfrm>
                     <a:prstGeom prst="rect">
                       <a:avLst/>
                     </a:prstGeom>
-                    <a:noFill/>
-                    <a:ln>
-                      <a:noFill/>
-                    </a:ln>
                   </pic:spPr>
                 </pic:pic>
               </a:graphicData>
